--- a/cpp 空间几何.docx
+++ b/cpp 空间几何.docx
@@ -1099,12 +1099,6 @@
             <w:insideH w:val="single" w:color="auto" w:sz="4" w:space="0"/>
             <w:insideV w:val="single" w:color="auto" w:sz="4" w:space="0"/>
           </w:tblBorders>
-          <w:tblCellMar>
-            <w:top w:w="0" w:type="dxa"/>
-            <w:left w:w="108" w:type="dxa"/>
-            <w:bottom w:w="0" w:type="dxa"/>
-            <w:right w:w="108" w:type="dxa"/>
-          </w:tblCellMar>
         </w:tblPrEx>
         <w:tc>
           <w:tcPr>
@@ -1288,6 +1282,12 @@
             <w:insideH w:val="single" w:color="auto" w:sz="4" w:space="0"/>
             <w:insideV w:val="single" w:color="auto" w:sz="4" w:space="0"/>
           </w:tblBorders>
+          <w:tblCellMar>
+            <w:top w:w="0" w:type="dxa"/>
+            <w:left w:w="108" w:type="dxa"/>
+            <w:bottom w:w="0" w:type="dxa"/>
+            <w:right w:w="108" w:type="dxa"/>
+          </w:tblCellMar>
         </w:tblPrEx>
         <w:tc>
           <w:tcPr>
@@ -6688,6 +6688,12 @@
             <w:insideH w:val="single" w:color="auto" w:sz="4" w:space="0"/>
             <w:insideV w:val="single" w:color="auto" w:sz="4" w:space="0"/>
           </w:tblBorders>
+          <w:tblCellMar>
+            <w:top w:w="0" w:type="dxa"/>
+            <w:left w:w="108" w:type="dxa"/>
+            <w:bottom w:w="0" w:type="dxa"/>
+            <w:right w:w="108" w:type="dxa"/>
+          </w:tblCellMar>
         </w:tblPrEx>
         <w:tc>
           <w:tcPr>
@@ -9138,6 +9144,48 @@
         <w:bidi w:val="0"/>
         <w:ind w:firstLine="0" w:firstLineChars="0"/>
         <w:rPr>
+          <w:rFonts w:hint="eastAsia" w:cs="华文中宋"/>
+          <w:b/>
+          <w:bCs/>
+          <w:color w:val="ED7D31" w:themeColor="accent2"/>
+          <w:kern w:val="2"/>
+          <w:sz w:val="21"/>
+          <w:szCs w:val="24"/>
+          <w:lang w:val="en-US" w:eastAsia="zh-CN" w:bidi="ar-SA"/>
+          <w14:textFill>
+            <w14:solidFill>
+              <w14:schemeClr w14:val="accent2"/>
+            </w14:solidFill>
+          </w14:textFill>
+        </w:rPr>
+      </w:pPr>
+      <w:r>
+        <w:rPr>
+          <w:rFonts w:hint="eastAsia" w:cs="华文中宋"/>
+          <w:b/>
+          <w:bCs/>
+          <w:color w:val="ED7D31" w:themeColor="accent2"/>
+          <w:kern w:val="2"/>
+          <w:sz w:val="21"/>
+          <w:szCs w:val="24"/>
+          <w:lang w:val="en-US" w:eastAsia="zh-CN" w:bidi="ar-SA"/>
+          <w14:textFill>
+            <w14:solidFill>
+              <w14:schemeClr w14:val="accent2"/>
+            </w14:solidFill>
+          </w14:textFill>
+        </w:rPr>
+        <w:t>bin：octovis</w:t>
+      </w:r>
+      <w:bookmarkStart w:id="0" w:name="_GoBack"/>
+      <w:bookmarkEnd w:id="0"/>
+    </w:p>
+    <w:p>
+      <w:pPr>
+        <w:pStyle w:val="10"/>
+        <w:bidi w:val="0"/>
+        <w:ind w:firstLine="0" w:firstLineChars="0"/>
+        <w:rPr>
           <w:rFonts w:hint="default" w:cs="华文中宋"/>
           <w:b/>
           <w:bCs/>
@@ -9169,7 +9217,25 @@
             </w14:solidFill>
           </w14:textFill>
         </w:rPr>
-        <w:t>bin：octovis</w:t>
+        <w:t>python：</w:t>
+      </w:r>
+      <w:r>
+        <w:rPr>
+          <w:rFonts w:hint="default" w:cs="华文中宋"/>
+          <w:b/>
+          <w:bCs/>
+          <w:color w:val="ED7D31" w:themeColor="accent2"/>
+          <w:kern w:val="2"/>
+          <w:sz w:val="21"/>
+          <w:szCs w:val="24"/>
+          <w:lang w:val="en-US" w:eastAsia="zh-CN" w:bidi="ar-SA"/>
+          <w14:textFill>
+            <w14:solidFill>
+              <w14:schemeClr w14:val="accent2"/>
+            </w14:solidFill>
+          </w14:textFill>
+        </w:rPr>
+        <w:t>https://github.com/wkentaro/octomap-python.git</w:t>
       </w:r>
     </w:p>
     <w:p>
@@ -15282,6 +15348,12 @@
             <w:insideH w:val="single" w:color="auto" w:sz="4" w:space="0"/>
             <w:insideV w:val="single" w:color="auto" w:sz="4" w:space="0"/>
           </w:tblBorders>
+          <w:tblCellMar>
+            <w:top w:w="0" w:type="dxa"/>
+            <w:left w:w="108" w:type="dxa"/>
+            <w:bottom w:w="0" w:type="dxa"/>
+            <w:right w:w="108" w:type="dxa"/>
+          </w:tblCellMar>
         </w:tblPrEx>
         <w:trPr>
           <w:trHeight w:val="258" w:hRule="atLeast"/>
@@ -25451,8 +25523,6 @@
           </w14:textFill>
         </w:rPr>
       </w:pPr>
-      <w:bookmarkStart w:id="0" w:name="_GoBack"/>
-      <w:bookmarkEnd w:id="0"/>
     </w:p>
     <w:p>
       <w:pPr>
